--- a/docs/docx/11-결정기록-오픈이슈.docx
+++ b/docs/docx/11-결정기록-오픈이슈.docx
@@ -1070,6 +1070,239 @@
           </w:p>
         </w:tc>
       </w:tr>
+      <w:tr>
+        <w:tc>
+          <w:tcPr>
+            <w:tcW w:type="dxa" w:w="2493"/>
+          </w:tcPr>
+          <w:p>
+            <w:r/>
+            <w:r>
+              <w:rPr>
+                <w:sz w:val="18"/>
+              </w:rPr>
+              <w:t>D-17</w:t>
+            </w:r>
+          </w:p>
+        </w:tc>
+        <w:tc>
+          <w:tcPr>
+            <w:tcW w:type="dxa" w:w="2493"/>
+          </w:tcPr>
+          <w:p>
+            <w:r/>
+            <w:r>
+              <w:rPr>
+                <w:sz w:val="18"/>
+              </w:rPr>
+              <w:t>09-19</w:t>
+            </w:r>
+          </w:p>
+        </w:tc>
+        <w:tc>
+          <w:tcPr>
+            <w:tcW w:type="dxa" w:w="2493"/>
+          </w:tcPr>
+          <w:p>
+            <w:r/>
+            <w:r>
+              <w:rPr>
+                <w:b/>
+                <w:sz w:val="18"/>
+              </w:rPr>
+              <w:t>시안 SVG의 좌표를 기준으로 전 화면을 다시 맞춤</w:t>
+            </w:r>
+          </w:p>
+        </w:tc>
+        <w:tc>
+          <w:tcPr>
+            <w:tcW w:type="dxa" w:w="2493"/>
+          </w:tcPr>
+          <w:p>
+            <w:r/>
+            <w:r>
+              <w:rPr>
+                <w:sz w:val="18"/>
+              </w:rPr>
+              <w:t>첫 구현은 시안 사이트의 CSS를 따랐는데, 시안 SVG와 값이 달랐다(글자 크기, 부모·설정의 여백 16, 줄 높이 등)</w:t>
+            </w:r>
+          </w:p>
+        </w:tc>
+      </w:tr>
+      <w:tr>
+        <w:tc>
+          <w:tcPr>
+            <w:tcW w:type="dxa" w:w="2493"/>
+          </w:tcPr>
+          <w:p>
+            <w:r/>
+            <w:r>
+              <w:rPr>
+                <w:sz w:val="18"/>
+              </w:rPr>
+              <w:t>D-18</w:t>
+            </w:r>
+          </w:p>
+        </w:tc>
+        <w:tc>
+          <w:tcPr>
+            <w:tcW w:type="dxa" w:w="2493"/>
+          </w:tcPr>
+          <w:p>
+            <w:r/>
+            <w:r>
+              <w:rPr>
+                <w:sz w:val="18"/>
+              </w:rPr>
+              <w:t>09-19</w:t>
+            </w:r>
+          </w:p>
+        </w:tc>
+        <w:tc>
+          <w:tcPr>
+            <w:tcW w:type="dxa" w:w="2493"/>
+          </w:tcPr>
+          <w:p>
+            <w:r/>
+            <w:r>
+              <w:rPr>
+                <w:sz w:val="18"/>
+              </w:rPr>
+              <w:t>본문 글꼴을 Pretendard로</w:t>
+            </w:r>
+          </w:p>
+        </w:tc>
+        <w:tc>
+          <w:tcPr>
+            <w:tcW w:type="dxa" w:w="2493"/>
+          </w:tcPr>
+          <w:p>
+            <w:r/>
+            <w:r>
+              <w:rPr>
+                <w:sz w:val="18"/>
+              </w:rPr>
+              <w:t>시안이 Pretendard. 시스템 글꼴은 폭이 달라 줄바꿈과 크기가 어긋났다</w:t>
+            </w:r>
+          </w:p>
+        </w:tc>
+      </w:tr>
+      <w:tr>
+        <w:tc>
+          <w:tcPr>
+            <w:tcW w:type="dxa" w:w="2493"/>
+          </w:tcPr>
+          <w:p>
+            <w:r/>
+            <w:r>
+              <w:rPr>
+                <w:sz w:val="18"/>
+              </w:rPr>
+              <w:t>D-19</w:t>
+            </w:r>
+          </w:p>
+        </w:tc>
+        <w:tc>
+          <w:tcPr>
+            <w:tcW w:type="dxa" w:w="2493"/>
+          </w:tcPr>
+          <w:p>
+            <w:r/>
+            <w:r>
+              <w:rPr>
+                <w:sz w:val="18"/>
+              </w:rPr>
+              <w:t>09-19</w:t>
+            </w:r>
+          </w:p>
+        </w:tc>
+        <w:tc>
+          <w:tcPr>
+            <w:tcW w:type="dxa" w:w="2493"/>
+          </w:tcPr>
+          <w:p>
+            <w:r/>
+            <w:r>
+              <w:rPr>
+                <w:sz w:val="18"/>
+              </w:rPr>
+              <w:t>탭 막대는 모든 탭에서 떠 있는 모양</w:t>
+            </w:r>
+          </w:p>
+        </w:tc>
+        <w:tc>
+          <w:tcPr>
+            <w:tcW w:type="dxa" w:w="2493"/>
+          </w:tcPr>
+          <w:p>
+            <w:r/>
+            <w:r>
+              <w:rPr>
+                <w:sz w:val="18"/>
+              </w:rPr>
+              <w:t>시안은 오늘 탭만 떠 있고 나머지는 바닥에 붙은 흰 띠인데, 한 앱에서 탭마다 달라지면 어색해 오늘 탭 모양으로 통일</w:t>
+            </w:r>
+          </w:p>
+        </w:tc>
+      </w:tr>
+      <w:tr>
+        <w:tc>
+          <w:tcPr>
+            <w:tcW w:type="dxa" w:w="2493"/>
+          </w:tcPr>
+          <w:p>
+            <w:r/>
+            <w:r>
+              <w:rPr>
+                <w:sz w:val="18"/>
+              </w:rPr>
+              <w:t>D-20</w:t>
+            </w:r>
+          </w:p>
+        </w:tc>
+        <w:tc>
+          <w:tcPr>
+            <w:tcW w:type="dxa" w:w="2493"/>
+          </w:tcPr>
+          <w:p>
+            <w:r/>
+            <w:r>
+              <w:rPr>
+                <w:sz w:val="18"/>
+              </w:rPr>
+              <w:t>09-19</w:t>
+            </w:r>
+          </w:p>
+        </w:tc>
+        <w:tc>
+          <w:tcPr>
+            <w:tcW w:type="dxa" w:w="2493"/>
+          </w:tcPr>
+          <w:p>
+            <w:r/>
+            <w:r>
+              <w:rPr>
+                <w:sz w:val="18"/>
+              </w:rPr>
+              <w:t>주간 표의 이전·다음 화살표는 유지</w:t>
+            </w:r>
+          </w:p>
+        </w:tc>
+        <w:tc>
+          <w:tcPr>
+            <w:tcW w:type="dxa" w:w="2493"/>
+          </w:tcPr>
+          <w:p>
+            <w:r/>
+            <w:r>
+              <w:rPr>
+                <w:sz w:val="18"/>
+              </w:rPr>
+              <w:t>시안에는 없지만 지난 주를 보려면 필요. 작고 옅게</w:t>
+            </w:r>
+          </w:p>
+        </w:tc>
+      </w:tr>
     </w:tbl>
     <w:p/>
     <w:p>
@@ -1576,6 +1809,66 @@
           </w:p>
         </w:tc>
       </w:tr>
+      <w:tr>
+        <w:tc>
+          <w:tcPr>
+            <w:tcW w:type="dxa" w:w="4986"/>
+          </w:tcPr>
+          <w:p>
+            <w:r/>
+            <w:r>
+              <w:rPr>
+                <w:sz w:val="18"/>
+              </w:rPr>
+              <w:t>Q-15</w:t>
+            </w:r>
+          </w:p>
+        </w:tc>
+        <w:tc>
+          <w:tcPr>
+            <w:tcW w:type="dxa" w:w="4986"/>
+          </w:tcPr>
+          <w:p>
+            <w:r/>
+            <w:r>
+              <w:rPr>
+                <w:sz w:val="18"/>
+              </w:rPr>
+              <w:t>시안 03C의 2026년 9월 달력은 1일이 월요일로 그려져 있는데 실제는 화요일입니다. 앱은 실제 요일을 따릅니다</w:t>
+            </w:r>
+          </w:p>
+        </w:tc>
+      </w:tr>
+      <w:tr>
+        <w:tc>
+          <w:tcPr>
+            <w:tcW w:type="dxa" w:w="4986"/>
+          </w:tcPr>
+          <w:p>
+            <w:r/>
+            <w:r>
+              <w:rPr>
+                <w:sz w:val="18"/>
+              </w:rPr>
+              <w:t>Q-16</w:t>
+            </w:r>
+          </w:p>
+        </w:tc>
+        <w:tc>
+          <w:tcPr>
+            <w:tcW w:type="dxa" w:w="4986"/>
+          </w:tcPr>
+          <w:p>
+            <w:r/>
+            <w:r>
+              <w:rPr>
+                <w:sz w:val="18"/>
+              </w:rPr>
+              <w:t>탭 막대를 떠 있는 모양으로 통일했습니다(D-19). 바닥에 붙는 쪽이 맞다면 알려 주세요</w:t>
+            </w:r>
+          </w:p>
+        </w:tc>
+      </w:tr>
     </w:tbl>
     <w:p/>
     <w:p>

--- a/docs/docx/11-결정기록-오픈이슈.docx
+++ b/docs/docx/11-결정기록-오픈이슈.docx
@@ -1303,6 +1303,296 @@
           </w:p>
         </w:tc>
       </w:tr>
+      <w:tr>
+        <w:tc>
+          <w:tcPr>
+            <w:tcW w:type="dxa" w:w="2493"/>
+          </w:tcPr>
+          <w:p>
+            <w:r/>
+            <w:r>
+              <w:rPr>
+                <w:sz w:val="18"/>
+              </w:rPr>
+              <w:t>D-21</w:t>
+            </w:r>
+          </w:p>
+        </w:tc>
+        <w:tc>
+          <w:tcPr>
+            <w:tcW w:type="dxa" w:w="2493"/>
+          </w:tcPr>
+          <w:p>
+            <w:r/>
+            <w:r>
+              <w:rPr>
+                <w:sz w:val="18"/>
+              </w:rPr>
+              <w:t>09-20</w:t>
+            </w:r>
+          </w:p>
+        </w:tc>
+        <w:tc>
+          <w:tcPr>
+            <w:tcW w:type="dxa" w:w="2493"/>
+          </w:tcPr>
+          <w:p>
+            <w:r/>
+            <w:r>
+              <w:rPr>
+                <w:sz w:val="18"/>
+              </w:rPr>
+              <w:t>말하기를 게임 ‘색깔 마법’으로: 단어 → 문장, 말하면 그림에 색이 입혀짐</w:t>
+            </w:r>
+          </w:p>
+        </w:tc>
+        <w:tc>
+          <w:tcPr>
+            <w:tcW w:type="dxa" w:w="2493"/>
+          </w:tcPr>
+          <w:p>
+            <w:r/>
+            <w:r>
+              <w:rPr>
+                <w:sz w:val="18"/>
+              </w:rPr>
+              <w:t>지원서의 핵심: 영상에서 들은 말을 게임 속에서 직접 쓰게 한다</w:t>
+            </w:r>
+          </w:p>
+        </w:tc>
+      </w:tr>
+      <w:tr>
+        <w:tc>
+          <w:tcPr>
+            <w:tcW w:type="dxa" w:w="2493"/>
+          </w:tcPr>
+          <w:p>
+            <w:r/>
+            <w:r>
+              <w:rPr>
+                <w:sz w:val="18"/>
+              </w:rPr>
+              <w:t>D-22</w:t>
+            </w:r>
+          </w:p>
+        </w:tc>
+        <w:tc>
+          <w:tcPr>
+            <w:tcW w:type="dxa" w:w="2493"/>
+          </w:tcPr>
+          <w:p>
+            <w:r/>
+            <w:r>
+              <w:rPr>
+                <w:sz w:val="18"/>
+              </w:rPr>
+              <w:t>09-20</w:t>
+            </w:r>
+          </w:p>
+        </w:tc>
+        <w:tc>
+          <w:tcPr>
+            <w:tcW w:type="dxa" w:w="2493"/>
+          </w:tcPr>
+          <w:p>
+            <w:r/>
+            <w:r>
+              <w:rPr>
+                <w:sz w:val="18"/>
+              </w:rPr>
+              <w:t>알림에 이모지 대신 그림: 작은 아이콘은 병아리 윤곽, 큰 그림은 루틴의 캐릭터</w:t>
+            </w:r>
+          </w:p>
+        </w:tc>
+        <w:tc>
+          <w:tcPr>
+            <w:tcW w:type="dxa" w:w="2493"/>
+          </w:tcPr>
+          <w:p>
+            <w:r/>
+            <w:r>
+              <w:rPr>
+                <w:sz w:val="18"/>
+              </w:rPr>
+              <w:t>듀오링고처럼 누가 부르는지 한눈에. 큰 그림을 알림마다 고르려고 알림 모듈을 패치</w:t>
+            </w:r>
+          </w:p>
+        </w:tc>
+      </w:tr>
+      <w:tr>
+        <w:tc>
+          <w:tcPr>
+            <w:tcW w:type="dxa" w:w="2493"/>
+          </w:tcPr>
+          <w:p>
+            <w:r/>
+            <w:r>
+              <w:rPr>
+                <w:sz w:val="18"/>
+              </w:rPr>
+              <w:t>D-23</w:t>
+            </w:r>
+          </w:p>
+        </w:tc>
+        <w:tc>
+          <w:tcPr>
+            <w:tcW w:type="dxa" w:w="2493"/>
+          </w:tcPr>
+          <w:p>
+            <w:r/>
+            <w:r>
+              <w:rPr>
+                <w:sz w:val="18"/>
+              </w:rPr>
+              <w:t>09-20</w:t>
+            </w:r>
+          </w:p>
+        </w:tc>
+        <w:tc>
+          <w:tcPr>
+            <w:tcW w:type="dxa" w:w="2493"/>
+          </w:tcPr>
+          <w:p>
+            <w:r/>
+            <w:r>
+              <w:rPr>
+                <w:sz w:val="18"/>
+              </w:rPr>
+              <w:t>꾸밈 그림은 Recraft AI: 미술실·팔레트·붓·무지개·메달(그림책 화풍), 불꽃·종·달·별·단계 아이콘(클레이 질감)</w:t>
+            </w:r>
+          </w:p>
+        </w:tc>
+        <w:tc>
+          <w:tcPr>
+            <w:tcW w:type="dxa" w:w="2493"/>
+          </w:tcPr>
+          <w:p>
+            <w:r/>
+            <w:r>
+              <w:rPr>
+                <w:sz w:val="18"/>
+              </w:rPr>
+              <w:t>클레이 질감 지시문을 쓰니 디자이너 캐릭터와 어울렸다</w:t>
+            </w:r>
+          </w:p>
+        </w:tc>
+      </w:tr>
+      <w:tr>
+        <w:tc>
+          <w:tcPr>
+            <w:tcW w:type="dxa" w:w="2493"/>
+          </w:tcPr>
+          <w:p>
+            <w:r/>
+            <w:r>
+              <w:rPr>
+                <w:sz w:val="18"/>
+              </w:rPr>
+              <w:t>D-24</w:t>
+            </w:r>
+          </w:p>
+        </w:tc>
+        <w:tc>
+          <w:tcPr>
+            <w:tcW w:type="dxa" w:w="2493"/>
+          </w:tcPr>
+          <w:p>
+            <w:r/>
+            <w:r>
+              <w:rPr>
+                <w:sz w:val="18"/>
+              </w:rPr>
+              <w:t>09-20</w:t>
+            </w:r>
+          </w:p>
+        </w:tc>
+        <w:tc>
+          <w:tcPr>
+            <w:tcW w:type="dxa" w:w="2493"/>
+          </w:tcPr>
+          <w:p>
+            <w:r/>
+            <w:r>
+              <w:rPr>
+                <w:sz w:val="18"/>
+              </w:rPr>
+              <w:t>안드로이드 앱(APK)을 이 PC에서 직접 빌드</w:t>
+            </w:r>
+          </w:p>
+        </w:tc>
+        <w:tc>
+          <w:tcPr>
+            <w:tcW w:type="dxa" w:w="2493"/>
+          </w:tcPr>
+          <w:p>
+            <w:r/>
+            <w:r>
+              <w:rPr>
+                <w:sz w:val="18"/>
+              </w:rPr>
+              <w:t>앱이어야 알림이 닫혀 있어도 오고 음성 인식이 안정적이다</w:t>
+            </w:r>
+          </w:p>
+        </w:tc>
+      </w:tr>
+      <w:tr>
+        <w:tc>
+          <w:tcPr>
+            <w:tcW w:type="dxa" w:w="2493"/>
+          </w:tcPr>
+          <w:p>
+            <w:r/>
+            <w:r>
+              <w:rPr>
+                <w:sz w:val="18"/>
+              </w:rPr>
+              <w:t>D-25</w:t>
+            </w:r>
+          </w:p>
+        </w:tc>
+        <w:tc>
+          <w:tcPr>
+            <w:tcW w:type="dxa" w:w="2493"/>
+          </w:tcPr>
+          <w:p>
+            <w:r/>
+            <w:r>
+              <w:rPr>
+                <w:sz w:val="18"/>
+              </w:rPr>
+              <w:t>09-20</w:t>
+            </w:r>
+          </w:p>
+        </w:tc>
+        <w:tc>
+          <w:tcPr>
+            <w:tcW w:type="dxa" w:w="2493"/>
+          </w:tcPr>
+          <w:p>
+            <w:r/>
+            <w:r>
+              <w:rPr>
+                <w:sz w:val="18"/>
+              </w:rPr>
+              <w:t>부모 탭에 ‘어려워한 말’, ‘이번 주 대화’ 추가, 설정에 ‘데이터 아끼기’</w:t>
+            </w:r>
+          </w:p>
+        </w:tc>
+        <w:tc>
+          <w:tcPr>
+            <w:tcW w:type="dxa" w:w="2493"/>
+          </w:tcPr>
+          <w:p>
+            <w:r/>
+            <w:r>
+              <w:rPr>
+                <w:sz w:val="18"/>
+              </w:rPr>
+              <w:t>지원서 MVP의 보호자 항목과 저용량 모드</w:t>
+            </w:r>
+          </w:p>
+        </w:tc>
+      </w:tr>
     </w:tbl>
     <w:p/>
     <w:p>

--- a/docs/docx/11-결정기록-오픈이슈.docx
+++ b/docs/docx/11-결정기록-오픈이슈.docx
@@ -275,7 +275,7 @@
               <w:rPr>
                 <w:sz w:val="18"/>
               </w:rPr>
-              <w:t>영상은 앱 안에서 틀지 않고 유튜브로 연다</w:t>
+              <w:t>~~영상은 앱 안에서 틀지 않고 유튜브로 연다~~ → D-26</w:t>
             </w:r>
           </w:p>
         </w:tc>
@@ -1593,6 +1593,64 @@
           </w:p>
         </w:tc>
       </w:tr>
+      <w:tr>
+        <w:tc>
+          <w:tcPr>
+            <w:tcW w:type="dxa" w:w="2493"/>
+          </w:tcPr>
+          <w:p>
+            <w:r/>
+            <w:r>
+              <w:rPr>
+                <w:sz w:val="18"/>
+              </w:rPr>
+              <w:t>D-26</w:t>
+            </w:r>
+          </w:p>
+        </w:tc>
+        <w:tc>
+          <w:tcPr>
+            <w:tcW w:type="dxa" w:w="2493"/>
+          </w:tcPr>
+          <w:p>
+            <w:r/>
+            <w:r>
+              <w:rPr>
+                <w:sz w:val="18"/>
+              </w:rPr>
+              <w:t>09-20</w:t>
+            </w:r>
+          </w:p>
+        </w:tc>
+        <w:tc>
+          <w:tcPr>
+            <w:tcW w:type="dxa" w:w="2493"/>
+          </w:tcPr>
+          <w:p>
+            <w:r/>
+            <w:r>
+              <w:rPr>
+                <w:sz w:val="18"/>
+              </w:rPr>
+              <w:t>루틴 영상을 앱 화면 안에서 재생한다 (D-03을 바꿈)</w:t>
+            </w:r>
+          </w:p>
+        </w:tc>
+        <w:tc>
+          <w:tcPr>
+            <w:tcW w:type="dxa" w:w="2493"/>
+          </w:tcPr>
+          <w:p>
+            <w:r/>
+            <w:r>
+              <w:rPr>
+                <w:sz w:val="18"/>
+              </w:rPr>
+              <w:t>유튜브로 나가면 아이가 다른 영상으로 흘러가고 돌아오지 않는다. 공식 IFrame 플레이어를 그대로 써서 약관을 지키고, 멈추면 우리 덮개로 추천 영상을 가린다. 끼워 넣기가 막힌 영상만 유튜브로 연다</w:t>
+            </w:r>
+          </w:p>
+        </w:tc>
+      </w:tr>
     </w:tbl>
     <w:p/>
     <w:p>
@@ -2253,7 +2311,7 @@
               <w:rPr>
                 <w:sz w:val="18"/>
               </w:rPr>
-              <w:t>유튜브에서 실제로 봤는지는 알 수 없다</w:t>
+              <w:t>화면을 실제로 보고 있는지는 알 수 없다</w:t>
             </w:r>
           </w:p>
         </w:tc>
@@ -2267,7 +2325,7 @@
               <w:rPr>
                 <w:sz w:val="18"/>
               </w:rPr>
-              <w:t>시간은 “시작을 누른 뒤 흐른 시간”</w:t>
+              <w:t>시간은 “영상이 재생된 시간”(유튜브로 나가서 볼 때만 흐른 시간)</w:t>
             </w:r>
           </w:p>
         </w:tc>
